--- a/docs/rubric.docx
+++ b/docs/rubric.docx
@@ -2,7 +2,7 @@
 <file path=word/document.xml><?xml version="1.0" encoding="utf-8"?>
 <w:document xmlns:w="http://schemas.openxmlformats.org/wordprocessingml/2006/main" xmlns:m="http://schemas.openxmlformats.org/officeDocument/2006/math" xmlns:r="http://schemas.openxmlformats.org/officeDocument/2006/relationships" xmlns:o="urn:schemas-microsoft-com:office:office" xmlns:v="urn:schemas-microsoft-com:vml" xmlns:w10="urn:schemas-microsoft-com:office:word" xmlns:a="http://schemas.openxmlformats.org/drawingml/2006/main" xmlns:pic="http://schemas.openxmlformats.org/drawingml/2006/picture" xmlns:wp="http://schemas.openxmlformats.org/drawingml/2006/wordprocessingDrawing">
   <w:body>
-    <w:bookmarkStart w:id="72" w:name="Xff0d1af36d128fe5e5841074e6968ba97ba9259"/>
+    <w:bookmarkStart w:id="71" w:name="Xff0d1af36d128fe5e5841074e6968ba97ba9259"/>
     <w:p>
       <w:pPr>
         <w:pStyle w:val="Heading1"/>
@@ -70,13 +70,13 @@
         </w:r>
       </w:hyperlink>
     </w:p>
-    <w:bookmarkStart w:id="12" w:name="how-to-use-this-webpage"/>
+    <w:bookmarkStart w:id="12" w:name="how-to-use-this-document"/>
     <w:p>
       <w:pPr>
         <w:pStyle w:val="Heading2"/>
       </w:pPr>
       <w:r>
-        <w:t xml:space="preserve">How to use this webpage</w:t>
+        <w:t xml:space="preserve">How to use this document</w:t>
       </w:r>
     </w:p>
     <w:p>
@@ -84,129 +84,71 @@
         <w:pStyle w:val="FirstParagraph"/>
       </w:pPr>
       <w:r>
-        <w:t xml:space="preserve">Every section below carries the part of the video it describes.</w:t>
-      </w:r>
-      <w:r>
-        <w:t xml:space="preserve"> </w:t>
-      </w:r>
-      <w:r>
-        <w:t xml:space="preserve">Press play and it stops where the section ends, so you can read</w:t>
-      </w:r>
-      <w:r>
-        <w:t xml:space="preserve"> </w:t>
-      </w:r>
-      <w:r>
-        <w:t xml:space="preserve">a direction and watch it without hunting through an hour of</w:t>
-      </w:r>
-      <w:r>
-        <w:t xml:space="preserve"> </w:t>
-      </w:r>
-      <w:r>
-        <w:t xml:space="preserve">footage.</w:t>
-      </w:r>
-    </w:p>
-    <w:p>
-      <w:pPr>
-        <w:pStyle w:val="BodyText"/>
-      </w:pPr>
-      <w:r>
-        <w:t xml:space="preserve">If you would rather watch straight through, or print the whole</w:t>
-      </w:r>
-      <w:r>
-        <w:t xml:space="preserve"> </w:t>
-      </w:r>
-      <w:r>
-        <w:t xml:space="preserve">thing and make your own notes, the links at the top of this page</w:t>
-      </w:r>
-      <w:r>
-        <w:t xml:space="preserve"> </w:t>
-      </w:r>
-      <w:r>
-        <w:t xml:space="preserve">will do it.</w:t>
-      </w:r>
-    </w:p>
-    <w:p>
-      <w:pPr>
-        <w:pStyle w:val="BodyText"/>
-      </w:pPr>
-      <w:r>
-        <w:t xml:space="preserve">Times shown beside each heading are positions within that clip,</w:t>
-      </w:r>
-      <w:r>
-        <w:t xml:space="preserve"> </w:t>
-      </w:r>
-      <w:r>
-        <w:t xml:space="preserve">so they match the moment in the footage rather than the running</w:t>
-      </w:r>
-      <w:r>
-        <w:t xml:space="preserve"> </w:t>
-      </w:r>
-      <w:r>
-        <w:t xml:space="preserve">time of the whole service.</w:t>
-      </w:r>
-    </w:p>
-    <w:p>
-      <w:pPr>
-        <w:pStyle w:val="BodyText"/>
-      </w:pPr>
-      <w:r>
-        <w:t xml:space="preserve">There are also useful appendices at the end of the document (see the</w:t>
-      </w:r>
-      <w:r>
-        <w:t xml:space="preserve"> </w:t>
-      </w:r>
-      <w:r>
-        <w:t xml:space="preserve">table of contents)</w:t>
-      </w:r>
-    </w:p>
-    <w:bookmarkEnd w:id="12"/>
-    <w:bookmarkStart w:id="13" w:name="help-us-make-this-better"/>
-    <w:p>
-      <w:pPr>
-        <w:pStyle w:val="Heading2"/>
-      </w:pPr>
-      <w:r>
-        <w:t xml:space="preserve">Help us Make this better!</w:t>
-      </w:r>
-    </w:p>
-    <w:p>
-      <w:pPr>
-        <w:pStyle w:val="FirstParagraph"/>
-      </w:pPr>
-      <w:r>
-        <w:t xml:space="preserve">This site came out of the 2026 Diocese of NY and NJ Deaconal</w:t>
-      </w:r>
-      <w:r>
-        <w:t xml:space="preserve"> </w:t>
-      </w:r>
-      <w:r>
-        <w:t xml:space="preserve">Retreat. The video was recorded at the retreat, and was edited</w:t>
-      </w:r>
-      <w:r>
-        <w:t xml:space="preserve"> </w:t>
-      </w:r>
-      <w:r>
-        <w:t xml:space="preserve">and annotated by Dn. Mitch VanDuyn, of St. John the Baptist</w:t>
-      </w:r>
-      <w:r>
-        <w:t xml:space="preserve"> </w:t>
-      </w:r>
-      <w:r>
-        <w:t xml:space="preserve">Rochester NY.</w:t>
-      </w:r>
-    </w:p>
-    <w:p>
-      <w:pPr>
-        <w:pStyle w:val="BodyText"/>
-      </w:pPr>
-      <w:r>
-        <w:t xml:space="preserve">Please forgive me for any errors, or omissions, and your corrections</w:t>
-      </w:r>
-      <w:r>
-        <w:t xml:space="preserve"> </w:t>
-      </w:r>
-      <w:r>
-        <w:t xml:space="preserve">and input are most welcome.</w:t>
+        <w:t xml:space="preserve">This document has a section covering each step in the</w:t>
+      </w:r>
+      <w:r>
+        <w:t xml:space="preserve"> </w:t>
+      </w:r>
+      <w:r>
+        <w:t xml:space="preserve">hierarchical liturgy. There are some of the major rubrics to</w:t>
+      </w:r>
+      <w:r>
+        <w:t xml:space="preserve"> </w:t>
+      </w:r>
+      <w:r>
+        <w:t xml:space="preserve">consider for each step, and there is a video clip accompanying the</w:t>
+      </w:r>
+      <w:r>
+        <w:t xml:space="preserve"> </w:t>
+      </w:r>
+      <w:r>
+        <w:t xml:space="preserve">step. The video clip may be accessed by scanning the QR code with</w:t>
+      </w:r>
+      <w:r>
+        <w:t xml:space="preserve"> </w:t>
+      </w:r>
+      <w:r>
+        <w:t xml:space="preserve">your phone or tablet.</w:t>
+      </w:r>
+    </w:p>
+    <w:p>
+      <w:pPr>
+        <w:pStyle w:val="BodyText"/>
+      </w:pPr>
+      <w:r>
+        <w:t xml:space="preserve">Alternatively you may go to the online document and follow</w:t>
+      </w:r>
+      <w:r>
+        <w:t xml:space="preserve"> </w:t>
+      </w:r>
+      <w:r>
+        <w:t xml:space="preserve">along there, and use this document for taking notes, and for future</w:t>
+      </w:r>
+      <w:r>
+        <w:t xml:space="preserve"> </w:t>
+      </w:r>
+      <w:r>
+        <w:t xml:space="preserve">reference.</w:t>
+      </w:r>
+    </w:p>
+    <w:p>
+      <w:pPr>
+        <w:pStyle w:val="BodyText"/>
+      </w:pPr>
+      <w:r>
+        <w:t xml:space="preserve">There are also useful appendices at the end of the document</w:t>
+      </w:r>
+      <w:r>
+        <w:t xml:space="preserve"> </w:t>
+      </w:r>
+      <w:r>
+        <w:t xml:space="preserve">(see the table of contents) some which can be cut out and pasted</w:t>
+      </w:r>
+      <w:r>
+        <w:t xml:space="preserve"> </w:t>
+      </w:r>
+      <w:r>
+        <w:t xml:space="preserve">into your liturgy book for reference in the liturgy.</w:t>
       </w:r>
     </w:p>
     <w:p>
@@ -217,15 +159,39 @@
         <w:rPr>
           <w:rStyle w:val="VerbatimChar"/>
         </w:rPr>
-        <w:t xml:space="preserve">generated 28 Aug 2026, 23:52 · bcba74b</w:t>
-      </w:r>
-    </w:p>
-    <w:p>
-      <w:pPr>
-        <w:pStyle w:val="BodyText"/>
-      </w:pPr>
-      <w:r>
-        <w:t xml:space="preserve">OCA, Russian recension · Diocese of New York and New Jersey · Filmed 20 June 2026. Times are positions within each clip, so a direction here sits at the same moment in the footage.</w:t>
+        <w:t xml:space="preserve">generated 15 Sep 2026, 18:33 · e99da7f</w:t>
+      </w:r>
+    </w:p>
+    <w:p>
+      <w:pPr>
+        <w:pStyle w:val="BodyText"/>
+      </w:pPr>
+      <w:r>
+        <w:t xml:space="preserve">A step-by-step guide to serving at a hierarchical Divine Liturgy, from</w:t>
+      </w:r>
+      <w:r>
+        <w:t xml:space="preserve"> </w:t>
+      </w:r>
+      <w:r>
+        <w:t xml:space="preserve">the greeting of the bishop at the doors through the Great Entrance,</w:t>
+      </w:r>
+      <w:r>
+        <w:t xml:space="preserve"> </w:t>
+      </w:r>
+      <w:r>
+        <w:t xml:space="preserve">built on video footage recorded 20 June 2026 at Saints Peter and Paul</w:t>
+      </w:r>
+      <w:r>
+        <w:t xml:space="preserve"> </w:t>
+      </w:r>
+      <w:r>
+        <w:t xml:space="preserve">Church, Endicott NY. OCA, Russian recension · Diocese of New York and</w:t>
+      </w:r>
+      <w:r>
+        <w:t xml:space="preserve"> </w:t>
+      </w:r>
+      <w:r>
+        <w:t xml:space="preserve">New Jersey.</w:t>
       </w:r>
     </w:p>
     <w:p>
@@ -235,8 +201,8 @@
         </w:pict>
       </w:r>
     </w:p>
-    <w:bookmarkEnd w:id="13"/>
-    <w:bookmarkStart w:id="14" w:name="contents"/>
+    <w:bookmarkEnd w:id="12"/>
+    <w:bookmarkStart w:id="13" w:name="contents"/>
     <w:p>
       <w:pPr>
         <w:pStyle w:val="Heading2"/>
@@ -722,8 +688,8 @@
         <w:t xml:space="preserve">Page references are from St. Tikhon’s Hieratikon Vol 2, 2017</w:t>
       </w:r>
     </w:p>
-    <w:bookmarkEnd w:id="14"/>
-    <w:bookmarkStart w:id="18" w:name="greeting-of-the-hierarch-at-the-doors"/>
+    <w:bookmarkEnd w:id="13"/>
+    <w:bookmarkStart w:id="17" w:name="greeting-of-the-hierarch-at-the-doors"/>
     <w:p>
       <w:pPr>
         <w:pStyle w:val="Heading2"/>
@@ -781,18 +747,18 @@
           <wp:inline>
             <wp:extent cx="5334000" cy="3000375"/>
             <wp:effectExtent b="0" l="0" r="0" t="0"/>
-            <wp:docPr descr="Greeting of the Hierarch at the Doors — plan" title="" id="16" name="Picture"/>
+            <wp:docPr descr="Greeting of the Hierarch at the Doors — plan" title="" id="15" name="Picture"/>
             <a:graphic>
               <a:graphicData uri="http://schemas.openxmlformats.org/drawingml/2006/picture">
                 <pic:pic>
                   <pic:nvPicPr>
-                    <pic:cNvPr descr="../art/greeting_plan.png" id="17" name="Picture"/>
+                    <pic:cNvPr descr="../art/greeting_plan.png" id="16" name="Picture"/>
                     <pic:cNvPicPr>
                       <a:picLocks noChangeArrowheads="1" noChangeAspect="1"/>
                     </pic:cNvPicPr>
                   </pic:nvPicPr>
                   <pic:blipFill>
-                    <a:blip r:embed="rId15"/>
+                    <a:blip r:embed="rId14"/>
                     <a:stretch>
                       <a:fillRect/>
                     </a:stretch>
@@ -1027,8 +993,8 @@
         <w:t xml:space="preserve">At the conclusion, the priest presents the cross</w:t>
       </w:r>
     </w:p>
-    <w:bookmarkEnd w:id="18"/>
-    <w:bookmarkStart w:id="19" w:name="the-bishop-enters-the-nave"/>
+    <w:bookmarkEnd w:id="17"/>
+    <w:bookmarkStart w:id="18" w:name="the-bishop-enters-the-nave"/>
     <w:p>
       <w:pPr>
         <w:pStyle w:val="Heading2"/>
@@ -1397,8 +1363,8 @@
         <w:t xml:space="preserve">The two servers holding the censers return them to the altar</w:t>
       </w:r>
     </w:p>
-    <w:bookmarkEnd w:id="19"/>
-    <w:bookmarkStart w:id="20" w:name="entrance-prayers"/>
+    <w:bookmarkEnd w:id="18"/>
+    <w:bookmarkStart w:id="19" w:name="entrance-prayers"/>
     <w:p>
       <w:pPr>
         <w:pStyle w:val="Heading2"/>
@@ -1475,8 +1441,8 @@
         <w:t xml:space="preserve">“I will enter thy house”</w:t>
       </w:r>
     </w:p>
-    <w:bookmarkEnd w:id="20"/>
-    <w:bookmarkStart w:id="21" w:name="preparing-to-vest-the-bishop"/>
+    <w:bookmarkEnd w:id="19"/>
+    <w:bookmarkStart w:id="20" w:name="preparing-to-vest-the-bishop"/>
     <w:p>
       <w:pPr>
         <w:pStyle w:val="Heading2"/>
@@ -1645,8 +1611,8 @@
         <w:t xml:space="preserve">retrieve loaded censers from north and south doors</w:t>
       </w:r>
     </w:p>
-    <w:bookmarkEnd w:id="21"/>
-    <w:bookmarkStart w:id="22" w:name="vesting-the-bishop"/>
+    <w:bookmarkEnd w:id="20"/>
+    <w:bookmarkStart w:id="21" w:name="vesting-the-bishop"/>
     <w:p>
       <w:pPr>
         <w:pStyle w:val="Heading2"/>
@@ -2049,8 +2015,8 @@
         <w:t xml:space="preserve">During the vesting the deacons continuously cense the Bishop.</w:t>
       </w:r>
     </w:p>
-    <w:bookmarkEnd w:id="22"/>
-    <w:bookmarkStart w:id="23" w:name="the-blessing-of-the-dikiri-and-trikiri"/>
+    <w:bookmarkEnd w:id="21"/>
+    <w:bookmarkStart w:id="22" w:name="the-blessing-of-the-dikiri-and-trikiri"/>
     <w:p>
       <w:pPr>
         <w:pStyle w:val="Heading2"/>
@@ -2414,8 +2380,8 @@
         <w:t xml:space="preserve">bowing first to the altar, then to the Bishop</w:t>
       </w:r>
     </w:p>
-    <w:bookmarkEnd w:id="23"/>
-    <w:bookmarkStart w:id="24" w:name="final-prayers-before-the-liturgy"/>
+    <w:bookmarkEnd w:id="22"/>
+    <w:bookmarkStart w:id="23" w:name="final-prayers-before-the-liturgy"/>
     <w:p>
       <w:pPr>
         <w:pStyle w:val="Heading2"/>
@@ -2774,8 +2740,8 @@
         <w:t xml:space="preserve">note: this is done before each litany by both deacons, remember get a blessing to proceed</w:t>
       </w:r>
     </w:p>
-    <w:bookmarkEnd w:id="24"/>
-    <w:bookmarkStart w:id="25" w:name="washing-of-the-hands"/>
+    <w:bookmarkEnd w:id="23"/>
+    <w:bookmarkStart w:id="24" w:name="washing-of-the-hands"/>
     <w:p>
       <w:pPr>
         <w:pStyle w:val="Heading2"/>
@@ -2918,8 +2884,8 @@
         <w:t xml:space="preserve">moves forward to stand before the Theotokos</w:t>
       </w:r>
     </w:p>
-    <w:bookmarkEnd w:id="25"/>
-    <w:bookmarkStart w:id="26" w:name="X47a719300886e5c33c0e97daeae1e65b8508ca8"/>
+    <w:bookmarkEnd w:id="24"/>
+    <w:bookmarkStart w:id="25" w:name="X47a719300886e5c33c0e97daeae1e65b8508ca8"/>
     <w:p>
       <w:pPr>
         <w:pStyle w:val="Heading2"/>
@@ -3076,8 +3042,8 @@
         <w:t xml:space="preserve">As the first antiphon concludes, bow to the icon, and then to the Bishop</w:t>
       </w:r>
     </w:p>
-    <w:bookmarkEnd w:id="26"/>
-    <w:bookmarkStart w:id="27" w:name="the-second-antiphon"/>
+    <w:bookmarkEnd w:id="25"/>
+    <w:bookmarkStart w:id="26" w:name="the-second-antiphon"/>
     <w:p>
       <w:pPr>
         <w:pStyle w:val="Heading2"/>
@@ -3130,8 +3096,8 @@
         <w:t xml:space="preserve">The third Litany is chanted as usual.</w:t>
       </w:r>
     </w:p>
-    <w:bookmarkEnd w:id="27"/>
-    <w:bookmarkStart w:id="28" w:name="the-beginning-of-the-little-entrance"/>
+    <w:bookmarkEnd w:id="26"/>
+    <w:bookmarkStart w:id="27" w:name="the-beginning-of-the-little-entrance"/>
     <w:p>
       <w:pPr>
         <w:pStyle w:val="Heading2"/>
@@ -3598,8 +3564,8 @@
         <w:t xml:space="preserve">everyone is now facing each other with the Bishop at the center</w:t>
       </w:r>
     </w:p>
-    <w:bookmarkEnd w:id="28"/>
-    <w:bookmarkStart w:id="29" w:name="the-conclusion-of-the-little-entrance"/>
+    <w:bookmarkEnd w:id="27"/>
+    <w:bookmarkStart w:id="28" w:name="the-conclusion-of-the-little-entrance"/>
     <w:p>
       <w:pPr>
         <w:pStyle w:val="Heading2"/>
@@ -3876,8 +3842,8 @@
         <w:t xml:space="preserve">Dikiri and Trikiri</w:t>
       </w:r>
     </w:p>
-    <w:bookmarkEnd w:id="29"/>
-    <w:bookmarkStart w:id="30" w:name="X2e49296d3ebe6e04154a558d167af870e7506bb"/>
+    <w:bookmarkEnd w:id="28"/>
+    <w:bookmarkStart w:id="29" w:name="X2e49296d3ebe6e04154a558d167af870e7506bb"/>
     <w:p>
       <w:pPr>
         <w:pStyle w:val="Heading2"/>
@@ -3976,8 +3942,8 @@
         <w:t xml:space="preserve">A server takes the Dikiri, while the first deacon takes the censer.</w:t>
       </w:r>
     </w:p>
-    <w:bookmarkEnd w:id="30"/>
-    <w:bookmarkStart w:id="31" w:name="X3e90ce30e5a043d255ce9c37e6bb0da9a6e8181"/>
+    <w:bookmarkEnd w:id="29"/>
+    <w:bookmarkStart w:id="30" w:name="X3e90ce30e5a043d255ce9c37e6bb0da9a6e8181"/>
     <w:p>
       <w:pPr>
         <w:pStyle w:val="Heading2"/>
@@ -4446,8 +4412,8 @@
         <w:t xml:space="preserve">to the Bishop</w:t>
       </w:r>
     </w:p>
-    <w:bookmarkEnd w:id="31"/>
-    <w:bookmarkStart w:id="32" w:name="conclusion-of-thrice-holy"/>
+    <w:bookmarkEnd w:id="30"/>
+    <w:bookmarkStart w:id="31" w:name="conclusion-of-thrice-holy"/>
     <w:p>
       <w:pPr>
         <w:pStyle w:val="Heading2"/>
@@ -4548,8 +4514,8 @@
         <w:t xml:space="preserve">cross facing the people.</w:t>
       </w:r>
     </w:p>
-    <w:bookmarkEnd w:id="32"/>
-    <w:bookmarkStart w:id="33" w:name="lesser-censing-and-epistle-reading"/>
+    <w:bookmarkEnd w:id="31"/>
+    <w:bookmarkStart w:id="32" w:name="lesser-censing-and-epistle-reading"/>
     <w:p>
       <w:pPr>
         <w:pStyle w:val="Heading2"/>
@@ -4903,8 +4869,8 @@
         <w:t xml:space="preserve">Bishop, and gives away the censer.</w:t>
       </w:r>
     </w:p>
-    <w:bookmarkEnd w:id="33"/>
-    <w:bookmarkStart w:id="34" w:name="alleluias-and-the-gospel-book-goes-out"/>
+    <w:bookmarkEnd w:id="32"/>
+    <w:bookmarkStart w:id="33" w:name="alleluias-and-the-gospel-book-goes-out"/>
     <w:p>
       <w:pPr>
         <w:pStyle w:val="Heading2"/>
@@ -5071,8 +5037,8 @@
         <w:t xml:space="preserve">Two deacons should cross beside each other.</w:t>
       </w:r>
     </w:p>
-    <w:bookmarkEnd w:id="34"/>
-    <w:bookmarkStart w:id="35" w:name="reading-of-the-gospel"/>
+    <w:bookmarkEnd w:id="33"/>
+    <w:bookmarkStart w:id="34" w:name="reading-of-the-gospel"/>
     <w:p>
       <w:pPr>
         <w:pStyle w:val="Heading2"/>
@@ -5307,8 +5273,8 @@
         <w:t xml:space="preserve">presents Omophoron to the Bishop to kiss.</w:t>
       </w:r>
     </w:p>
-    <w:bookmarkEnd w:id="35"/>
-    <w:bookmarkStart w:id="36" w:name="gospel-is-returned-to-the-altar"/>
+    <w:bookmarkEnd w:id="34"/>
+    <w:bookmarkStart w:id="35" w:name="gospel-is-returned-to-the-altar"/>
     <w:p>
       <w:pPr>
         <w:pStyle w:val="Heading2"/>
@@ -5463,8 +5429,8 @@
         <w:t xml:space="preserve">and kisses the altar</w:t>
       </w:r>
     </w:p>
-    <w:bookmarkEnd w:id="36"/>
-    <w:bookmarkStart w:id="37" w:name="augmented-litany-begins"/>
+    <w:bookmarkEnd w:id="35"/>
+    <w:bookmarkStart w:id="36" w:name="augmented-litany-begins"/>
     <w:p>
       <w:pPr>
         <w:pStyle w:val="Heading2"/>
@@ -5499,8 +5465,8 @@
         <w:t xml:space="preserve">after the Sermon as usual</w:t>
       </w:r>
     </w:p>
-    <w:bookmarkEnd w:id="37"/>
-    <w:bookmarkStart w:id="38" w:name="X0a86f6eccd19f643567f3589c71dc197395a421"/>
+    <w:bookmarkEnd w:id="36"/>
+    <w:bookmarkStart w:id="37" w:name="X0a86f6eccd19f643567f3589c71dc197395a421"/>
     <w:p>
       <w:pPr>
         <w:pStyle w:val="Heading2"/>
@@ -6111,8 +6077,8 @@
         <w:t xml:space="preserve">and the people.</w:t>
       </w:r>
     </w:p>
-    <w:bookmarkEnd w:id="38"/>
-    <w:bookmarkStart w:id="39" w:name="clergy-kissing-the-bishops-shoulder"/>
+    <w:bookmarkEnd w:id="37"/>
+    <w:bookmarkStart w:id="38" w:name="clergy-kissing-the-bishops-shoulder"/>
     <w:p>
       <w:pPr>
         <w:pStyle w:val="Heading2"/>
@@ -6161,8 +6127,8 @@
         <w:t xml:space="preserve">shoulder.</w:t>
       </w:r>
     </w:p>
-    <w:bookmarkEnd w:id="39"/>
-    <w:bookmarkStart w:id="40" w:name="the-bishop-makes-his-commemorations"/>
+    <w:bookmarkEnd w:id="38"/>
+    <w:bookmarkStart w:id="39" w:name="the-bishop-makes-his-commemorations"/>
     <w:p>
       <w:pPr>
         <w:pStyle w:val="Heading2"/>
@@ -6233,8 +6199,8 @@
         <w:t xml:space="preserve">complete the Proskomedia with the Bishop.</w:t>
       </w:r>
     </w:p>
-    <w:bookmarkEnd w:id="40"/>
-    <w:bookmarkStart w:id="44" w:name="X522bcda74686242fb49172324eb7ed4b78a907a"/>
+    <w:bookmarkEnd w:id="39"/>
+    <w:bookmarkStart w:id="43" w:name="X522bcda74686242fb49172324eb7ed4b78a907a"/>
     <w:p>
       <w:pPr>
         <w:pStyle w:val="Heading2"/>
@@ -6272,18 +6238,18 @@
           <wp:inline>
             <wp:extent cx="5334000" cy="3000375"/>
             <wp:effectExtent b="0" l="0" r="0" t="0"/>
-            <wp:docPr descr="The Great Entrance — positions" title="" id="42" name="Picture"/>
+            <wp:docPr descr="The Great Entrance — positions" title="" id="41" name="Picture"/>
             <a:graphic>
               <a:graphicData uri="http://schemas.openxmlformats.org/drawingml/2006/picture">
                 <pic:pic>
                   <pic:nvPicPr>
-                    <pic:cNvPr descr="../art/great_entrance_plan.png" id="43" name="Picture"/>
+                    <pic:cNvPr descr="../art/great_entrance_plan.png" id="42" name="Picture"/>
                     <pic:cNvPicPr>
                       <a:picLocks noChangeArrowheads="1" noChangeAspect="1"/>
                     </pic:cNvPicPr>
                   </pic:nvPicPr>
                   <pic:blipFill>
-                    <a:blip r:embed="rId41"/>
+                    <a:blip r:embed="rId40"/>
                     <a:stretch>
                       <a:fillRect/>
                     </a:stretch>
@@ -7050,8 +7016,8 @@
         <w:t xml:space="preserve">outside the sanctuary during the Great Entrance.</w:t>
       </w:r>
     </w:p>
-    <w:bookmarkEnd w:id="44"/>
-    <w:bookmarkStart w:id="45" w:name="conclusion-of-the-great-entrance"/>
+    <w:bookmarkEnd w:id="43"/>
+    <w:bookmarkStart w:id="44" w:name="conclusion-of-the-great-entrance"/>
     <w:p>
       <w:pPr>
         <w:pStyle w:val="Heading2"/>
@@ -7190,8 +7156,8 @@
         <w:t xml:space="preserve">Altar.</w:t>
       </w:r>
     </w:p>
-    <w:bookmarkEnd w:id="45"/>
-    <w:bookmarkStart w:id="46" w:name="litany-of-supplication-and-the-creed"/>
+    <w:bookmarkEnd w:id="44"/>
+    <w:bookmarkStart w:id="45" w:name="litany-of-supplication-and-the-creed"/>
     <w:p>
       <w:pPr>
         <w:pStyle w:val="Heading2"/>
@@ -7234,8 +7200,8 @@
         <w:t xml:space="preserve">the normal rubrics.</w:t>
       </w:r>
     </w:p>
-    <w:bookmarkEnd w:id="46"/>
-    <w:bookmarkStart w:id="47" w:name="the-anaphora-part-1"/>
+    <w:bookmarkEnd w:id="45"/>
+    <w:bookmarkStart w:id="46" w:name="the-anaphora-part-1"/>
     <w:p>
       <w:pPr>
         <w:pStyle w:val="Heading2"/>
@@ -7484,8 +7450,8 @@
         <w:t xml:space="preserve">the altar and hold the star as usual.</w:t>
       </w:r>
     </w:p>
-    <w:bookmarkEnd w:id="47"/>
-    <w:bookmarkStart w:id="48" w:name="the-anaphora-part-2"/>
+    <w:bookmarkEnd w:id="46"/>
+    <w:bookmarkStart w:id="47" w:name="the-anaphora-part-2"/>
     <w:p>
       <w:pPr>
         <w:pStyle w:val="Heading2"/>
@@ -7528,8 +7494,8 @@
         <w:t xml:space="preserve">the first deacon raising the chalice.</w:t>
       </w:r>
     </w:p>
-    <w:bookmarkEnd w:id="48"/>
-    <w:bookmarkStart w:id="49" w:name="the-anaphora-part-3"/>
+    <w:bookmarkEnd w:id="47"/>
+    <w:bookmarkStart w:id="48" w:name="the-anaphora-part-3"/>
     <w:p>
       <w:pPr>
         <w:pStyle w:val="Heading2"/>
@@ -7705,8 +7671,8 @@
         <w:t xml:space="preserve">(all said by the first deacon pg 134)</w:t>
       </w:r>
     </w:p>
-    <w:bookmarkEnd w:id="49"/>
-    <w:bookmarkStart w:id="50" w:name="the-anaphora-part-4"/>
+    <w:bookmarkEnd w:id="48"/>
+    <w:bookmarkStart w:id="49" w:name="the-anaphora-part-4"/>
     <w:p>
       <w:pPr>
         <w:pStyle w:val="Heading2"/>
@@ -8719,8 +8685,8 @@
         <w:t xml:space="preserve">Lords Prayer in the usual fashion (pgs 140-143)</w:t>
       </w:r>
     </w:p>
-    <w:bookmarkEnd w:id="50"/>
-    <w:bookmarkStart w:id="51" w:name="after-communion"/>
+    <w:bookmarkEnd w:id="49"/>
+    <w:bookmarkStart w:id="50" w:name="after-communion"/>
     <w:p>
       <w:pPr>
         <w:pStyle w:val="Heading2"/>
@@ -8797,8 +8763,8 @@
         <w:t xml:space="preserve">have received communion.</w:t>
       </w:r>
     </w:p>
-    <w:bookmarkEnd w:id="51"/>
-    <w:bookmarkStart w:id="52" w:name="litany-of-thanksgiving"/>
+    <w:bookmarkEnd w:id="50"/>
+    <w:bookmarkStart w:id="51" w:name="litany-of-thanksgiving"/>
     <w:p>
       <w:pPr>
         <w:pStyle w:val="Heading2"/>
@@ -8827,8 +8793,8 @@
         <w:t xml:space="preserve">Litany of Thanksgiving</w:t>
       </w:r>
     </w:p>
-    <w:bookmarkEnd w:id="52"/>
-    <w:bookmarkStart w:id="53" w:name="final-blessing-and-many-years"/>
+    <w:bookmarkEnd w:id="51"/>
+    <w:bookmarkStart w:id="52" w:name="final-blessing-and-many-years"/>
     <w:p>
       <w:pPr>
         <w:pStyle w:val="Heading2"/>
@@ -8857,8 +8823,8 @@
         <w:t xml:space="preserve">Final blessing and Many Years</w:t>
       </w:r>
     </w:p>
-    <w:bookmarkEnd w:id="53"/>
-    <w:bookmarkStart w:id="54" w:name="conclusion"/>
+    <w:bookmarkEnd w:id="52"/>
+    <w:bookmarkStart w:id="53" w:name="conclusion"/>
     <w:p>
       <w:pPr>
         <w:pStyle w:val="Heading2"/>
@@ -8887,8 +8853,8 @@
         <w:t xml:space="preserve">Conclusion</w:t>
       </w:r>
     </w:p>
-    <w:bookmarkEnd w:id="54"/>
-    <w:bookmarkStart w:id="55" w:name="glossary"/>
+    <w:bookmarkEnd w:id="53"/>
+    <w:bookmarkStart w:id="54" w:name="glossary"/>
     <w:p>
       <w:pPr>
         <w:pStyle w:val="Heading2"/>
@@ -9031,8 +8997,8 @@
         <w:t xml:space="preserve">— the eagle rug the bishop stands on.</w:t>
       </w:r>
     </w:p>
-    <w:bookmarkEnd w:id="55"/>
-    <w:bookmarkStart w:id="56" w:name="assigning-subdeacons-and-altar-servers"/>
+    <w:bookmarkEnd w:id="54"/>
+    <w:bookmarkStart w:id="55" w:name="assigning-subdeacons-and-altar-servers"/>
     <w:p>
       <w:pPr>
         <w:pStyle w:val="Heading2"/>
@@ -9201,8 +9167,8 @@
         <w:t xml:space="preserve">the larger boy should be in the middle.</w:t>
       </w:r>
     </w:p>
-    <w:bookmarkEnd w:id="56"/>
-    <w:bookmarkStart w:id="57" w:name="X02d85d90e144432385f01c7248d9422a4b17dd7"/>
+    <w:bookmarkEnd w:id="55"/>
+    <w:bookmarkStart w:id="56" w:name="X02d85d90e144432385f01c7248d9422a4b17dd7"/>
     <w:p>
       <w:pPr>
         <w:pStyle w:val="Heading2"/>
@@ -9309,8 +9275,8 @@
         <w:t xml:space="preserve">our fort.</w:t>
       </w:r>
     </w:p>
-    <w:bookmarkEnd w:id="57"/>
-    <w:bookmarkStart w:id="61" w:name="X5aee2e88d629e526295b2657da9d1aa444f00b7"/>
+    <w:bookmarkEnd w:id="56"/>
+    <w:bookmarkStart w:id="60" w:name="X5aee2e88d629e526295b2657da9d1aa444f00b7"/>
     <w:p>
       <w:pPr>
         <w:pStyle w:val="Heading2"/>
@@ -9534,18 +9500,18 @@
           <wp:inline>
             <wp:extent cx="5334000" cy="8540750"/>
             <wp:effectExtent b="0" l="0" r="0" t="0"/>
-            <wp:docPr descr="Roles for concelebrating deacons" title="card" id="59" name="Picture"/>
+            <wp:docPr descr="Roles for concelebrating deacons" title="card" id="58" name="Picture"/>
             <a:graphic>
               <a:graphicData uri="http://schemas.openxmlformats.org/drawingml/2006/picture">
                 <pic:pic>
                   <pic:nvPicPr>
-                    <pic:cNvPr descr="../art/roles_chart.png" id="60" name="Picture"/>
+                    <pic:cNvPr descr="../art/roles_chart.png" id="59" name="Picture"/>
                     <pic:cNvPicPr>
                       <a:picLocks noChangeArrowheads="1" noChangeAspect="1"/>
                     </pic:cNvPicPr>
                   </pic:nvPicPr>
                   <pic:blipFill>
-                    <a:blip r:embed="rId58"/>
+                    <a:blip r:embed="rId57"/>
                     <a:stretch>
                       <a:fillRect/>
                     </a:stretch>
@@ -9580,8 +9546,8 @@
         <w:t xml:space="preserve">Roles for concelebrating deacons</w:t>
       </w:r>
     </w:p>
-    <w:bookmarkEnd w:id="61"/>
-    <w:bookmarkStart w:id="71" w:name="Xeda5c1a04f610f08783f393c914971c996e3d7b"/>
+    <w:bookmarkEnd w:id="60"/>
+    <w:bookmarkStart w:id="70" w:name="Xeda5c1a04f610f08783f393c914971c996e3d7b"/>
     <w:p>
       <w:pPr>
         <w:pStyle w:val="Heading2"/>
@@ -9708,18 +9674,18 @@
           <wp:inline>
             <wp:extent cx="5334000" cy="8644758"/>
             <wp:effectExtent b="0" l="0" r="0" t="0"/>
-            <wp:docPr descr="Page 56, the completion of the vesting" title="card 3.625x5.875" id="63" name="Picture"/>
+            <wp:docPr descr="Page 56, the completion of the vesting" title="card 3.625x5.875" id="62" name="Picture"/>
             <a:graphic>
               <a:graphicData uri="http://schemas.openxmlformats.org/drawingml/2006/picture">
                 <pic:pic>
                   <pic:nvPicPr>
-                    <pic:cNvPr descr="../art/page_56.png" id="64" name="Picture"/>
+                    <pic:cNvPr descr="../art/page_56.png" id="63" name="Picture"/>
                     <pic:cNvPicPr>
                       <a:picLocks noChangeArrowheads="1" noChangeAspect="1"/>
                     </pic:cNvPicPr>
                   </pic:nvPicPr>
                   <pic:blipFill>
-                    <a:blip r:embed="rId62"/>
+                    <a:blip r:embed="rId61"/>
                     <a:stretch>
                       <a:fillRect/>
                     </a:stretch>
@@ -9818,18 +9784,18 @@
           <wp:inline>
             <wp:extent cx="5334000" cy="4322379"/>
             <wp:effectExtent b="0" l="0" r="0" t="0"/>
-            <wp:docPr descr="Pages 64-65, the entrance prayers" title="card 7.25x5.875" id="66" name="Picture"/>
+            <wp:docPr descr="Pages 64-65, the entrance prayers" title="card 7.25x5.875" id="65" name="Picture"/>
             <a:graphic>
               <a:graphicData uri="http://schemas.openxmlformats.org/drawingml/2006/picture">
                 <pic:pic>
                   <pic:nvPicPr>
-                    <pic:cNvPr descr="../art/insert_64_65.png" id="67" name="Picture"/>
+                    <pic:cNvPr descr="../art/insert_64_65.png" id="66" name="Picture"/>
                     <pic:cNvPicPr>
                       <a:picLocks noChangeArrowheads="1" noChangeAspect="1"/>
                     </pic:cNvPicPr>
                   </pic:nvPicPr>
                   <pic:blipFill>
-                    <a:blip r:embed="rId65"/>
+                    <a:blip r:embed="rId64"/>
                     <a:stretch>
                       <a:fillRect/>
                     </a:stretch>
@@ -9910,18 +9876,18 @@
           <wp:inline>
             <wp:extent cx="5334000" cy="4322379"/>
             <wp:effectExtent b="0" l="0" r="0" t="0"/>
-            <wp:docPr descr="Pages 136-137 for a hierarchical liturgy" title="card 7.25x5.875" id="69" name="Picture"/>
+            <wp:docPr descr="Pages 136-137 for a hierarchical liturgy" title="card 7.25x5.875" id="68" name="Picture"/>
             <a:graphic>
               <a:graphicData uri="http://schemas.openxmlformats.org/drawingml/2006/picture">
                 <pic:pic>
                   <pic:nvPicPr>
-                    <pic:cNvPr descr="../art/insert_136_137.png" id="70" name="Picture"/>
+                    <pic:cNvPr descr="../art/insert_136_137.png" id="69" name="Picture"/>
                     <pic:cNvPicPr>
                       <a:picLocks noChangeArrowheads="1" noChangeAspect="1"/>
                     </pic:cNvPicPr>
                   </pic:nvPicPr>
                   <pic:blipFill>
-                    <a:blip r:embed="rId68"/>
+                    <a:blip r:embed="rId67"/>
                     <a:stretch>
                       <a:fillRect/>
                     </a:stretch>
@@ -9956,8 +9922,8 @@
         <w:t xml:space="preserve">Pages 136-137 for a hierarchical liturgy</w:t>
       </w:r>
     </w:p>
+    <w:bookmarkEnd w:id="70"/>
     <w:bookmarkEnd w:id="71"/>
-    <w:bookmarkEnd w:id="72"/>
     <w:sectPr>
       <w:footnotePr>
         <w:numRestart w:val="eachSect"/>
